--- a/products-storage/12-otvet-na-pretenziyu/32-soglashenie-o-razgranichenii-otvetstvennosti.docx
+++ b/products-storage/12-otvet-na-pretenziyu/32-soglashenie-o-razgranichenii-otvetstvennosti.docx
@@ -1229,24 +1229,6 @@
           <w:szCs w:val="24"/>
         </w:rPr>
         <w:t xml:space="preserve">Акт входного контроля: по нему передаются давальческие материалы (раздел 3).</w:t>
-      </w:r>
-    </w:p>
-    <w:p>
-      <w:pPr>
-        <w:pStyle w:val="ListParagraph"/>
-        <w:numPr>
-          <w:ilvl w:val="0"/>
-          <w:numId w:val="2"/>
-        </w:numPr>
-        <w:spacing w:after="80" w:line="276"/>
-      </w:pPr>
-      <w:r>
-        <w:rPr>
-          <w:rFonts w:ascii="Times New Roman" w:cs="Times New Roman" w:eastAsia="Times New Roman" w:hAnsi="Times New Roman"/>
-          <w:sz w:val="24"/>
-          <w:szCs w:val="24"/>
-        </w:rPr>
-        <w:t xml:space="preserve">Чек-лист профилактики претензий: его разделы о площадке опираются на зоны из этого соглашения.</w:t>
       </w:r>
     </w:p>
     <w:p>
